--- a/export/pieces/pitch-elu.docx
+++ b/export/pieces/pitch-elu.docx
@@ -34,6 +34,113 @@
       </w:pPr>
       <w:r>
         <w:t>Note pour un élu — une page</w:t>
+      </w:r>
+    </w:p>
+    <w:p>
+      <w:pPr>
+        <w:pStyle w:val="Heading2"/>
+      </w:pPr>
+      <w:r>
+        <w:t>Sommaire</w:t>
+      </w:r>
+    </w:p>
+    <w:p>
+      <w:pPr>
+        <w:pStyle w:val="ListBullet"/>
+      </w:pPr>
+      <w:r>
+        <w:rPr>
+          <w:b w:val="0"/>
+        </w:rPr>
+        <w:t>Le constat, en quatre lignes</w:t>
+      </w:r>
+    </w:p>
+    <w:p>
+      <w:pPr>
+        <w:pStyle w:val="ListBullet"/>
+      </w:pPr>
+      <w:r>
+        <w:rPr>
+          <w:b w:val="0"/>
+        </w:rPr>
+        <w:t>Ce que la loi vous permet, et que personne n'a utilisé</w:t>
+      </w:r>
+    </w:p>
+    <w:p>
+      <w:pPr>
+        <w:pStyle w:val="ListBullet"/>
+      </w:pPr>
+      <w:r>
+        <w:rPr>
+          <w:b w:val="0"/>
+        </w:rPr>
+        <w:t>Ce qui a déjà été fait ailleurs</w:t>
+      </w:r>
+    </w:p>
+    <w:p>
+      <w:pPr>
+        <w:pStyle w:val="ListBullet"/>
+      </w:pPr>
+      <w:r>
+        <w:rPr>
+          <w:b w:val="0"/>
+        </w:rPr>
+        <w:t>La conséquence pratique, et c'est la seule chose qui compte</w:t>
+      </w:r>
+    </w:p>
+    <w:p>
+      <w:pPr>
+        <w:pStyle w:val="ListBullet"/>
+      </w:pPr>
+      <w:r>
+        <w:rPr>
+          <w:b w:val="0"/>
+        </w:rPr>
+        <w:t>Ce que je vous demande</w:t>
+      </w:r>
+    </w:p>
+    <w:p>
+      <w:pPr>
+        <w:pStyle w:val="ListBullet"/>
+      </w:pPr>
+      <w:r>
+        <w:rPr>
+          <w:b w:val="0"/>
+        </w:rPr>
+        <w:t>Ce que ça coûte, et qui paie</w:t>
+      </w:r>
+    </w:p>
+    <w:p>
+      <w:pPr>
+        <w:pStyle w:val="ListBullet"/>
+      </w:pPr>
+      <w:r>
+        <w:rPr>
+          <w:b w:val="0"/>
+        </w:rPr>
+        <w:t>L'enjeu politique, dit sans détour</w:t>
+      </w:r>
+    </w:p>
+    <w:p>
+      <w:pPr>
+        <w:pStyle w:val="ListBullet"/>
+      </w:pPr>
+      <w:r>
+        <w:rPr>
+          <w:b w:val="0"/>
+        </w:rPr>
+        <w:t>Les objections, et les réponses</w:t>
+      </w:r>
+    </w:p>
+    <w:p>
+      <w:pPr>
+        <w:pStyle w:val="ListBullet"/>
+      </w:pPr>
+      <w:r>
+        <w:rPr>
+          <w:b w:val="0"/>
+        </w:rPr>
+        <w:t>La décision qui vous revient</w:t>
       </w:r>
     </w:p>
     <w:p>

--- a/export/pieces/pitch-elu.docx
+++ b/export/pieces/pitch-elu.docx
@@ -540,7 +540,7 @@
         <w:pStyle w:val="ListBullet"/>
       </w:pPr>
       <w:r>
-        <w:t>périmètre pilote sur le 20e arrondissement (6 133 chiens identifiés) plutôt que sur un arrondissement central,</w:t>
+        <w:t>périmètre pilote sur le 13e arrondissement (des volontaires y comptent déjà, 43 sièges au conseil d'arrondissement, majorité stable depuis mars 2026) plutôt que sur un arrondissement central,</w:t>
       </w:r>
     </w:p>
     <w:p>
